--- a/docs/general-english/A2/release/units/a22-u20.docx
+++ b/docs/general-english/A2/release/units/a22-u20.docx
@@ -874,7 +874,7 @@
           <wp:inline>
             <wp:extent cx="5724525" cy="1390650"/>
             <wp:effectExtent b="0" l="0" r="0" t="0"/>
-            <wp:docPr descr="The four words of the word bank, in the order the task prints them, each with a picture: text, article, interview, reporter." title="" id="27" name="Picture"/>
+            <wp:docPr descr="The four words of the word bank, in the order the task prints them, each with a picture: article, interview, text, reporter." title="" id="27" name="Picture"/>
             <a:graphic>
               <a:graphicData uri="http://schemas.openxmlformats.org/drawingml/2006/picture">
                 <pic:pic>
@@ -968,7 +968,7 @@
         <w:t xml:space="preserve"> </w:t>
       </w:r>
       <w:r>
-        <w:t xml:space="preserve">text | article | interview | reporter</w:t>
+        <w:t xml:space="preserve">article | interview | text | reporter</w:t>
       </w:r>
     </w:p>
     <w:p>
@@ -3237,7 +3237,7 @@
               <w:jc w:val="left"/>
             </w:pPr>
             <w:r>
-              <w:t xml:space="preserve">nothing in between; the words come straight after</w:t>
+              <w:t xml:space="preserve">a hundred years</w:t>
             </w:r>
           </w:p>
         </w:tc>
@@ -3277,7 +3277,7 @@
               <w:jc w:val="left"/>
             </w:pPr>
             <w:r>
-              <w:t xml:space="preserve">a person first, then the words</w:t>
+              <w:t xml:space="preserve">nothing in between; the words come straight after</w:t>
             </w:r>
           </w:p>
         </w:tc>
@@ -3317,7 +3317,7 @@
               <w:jc w:val="left"/>
             </w:pPr>
             <w:r>
-              <w:t xml:space="preserve">a question, with no question mark left</w:t>
+              <w:t xml:space="preserve">a person first, then the words</w:t>
             </w:r>
           </w:p>
         </w:tc>
@@ -3357,7 +3357,7 @@
               <w:jc w:val="left"/>
             </w:pPr>
             <w:r>
-              <w:t xml:space="preserve">what came back after a question</w:t>
+              <w:t xml:space="preserve">the reason, not the fact</w:t>
             </w:r>
           </w:p>
         </w:tc>
@@ -3397,7 +3397,7 @@
               <w:jc w:val="left"/>
             </w:pPr>
             <w:r>
-              <w:t xml:space="preserve">the reason, not the fact</w:t>
+              <w:t xml:space="preserve">a question, with no question mark left</w:t>
             </w:r>
           </w:p>
         </w:tc>
@@ -3437,7 +3437,7 @@
               <w:jc w:val="left"/>
             </w:pPr>
             <w:r>
-              <w:t xml:space="preserve">a hundred years</w:t>
+              <w:t xml:space="preserve">what came back after a question</w:t>
             </w:r>
           </w:p>
         </w:tc>
@@ -3674,7 +3674,7 @@
           <wp:inline>
             <wp:extent cx="5724525" cy="1390650"/>
             <wp:effectExtent b="0" l="0" r="0" t="0"/>
-            <wp:docPr descr="The four words of the fill-in word bank, in bank order, each drawn: news, stamp, envelope, false." title="" id="45" name="Picture"/>
+            <wp:docPr descr="The four words of the fill-in word bank, in bank order, each drawn: news, stamp, false, envelope." title="" id="45" name="Picture"/>
             <a:graphic>
               <a:graphicData uri="http://schemas.openxmlformats.org/drawingml/2006/picture">
                 <pic:pic>
@@ -3768,7 +3768,7 @@
         <w:t xml:space="preserve"> </w:t>
       </w:r>
       <w:r>
-        <w:t xml:space="preserve">news | stamp | envelope | false</w:t>
+        <w:t xml:space="preserve">news | stamp | false | envelope</w:t>
       </w:r>
     </w:p>
     <w:p>
@@ -5020,7 +5020,7 @@
       <w:r>
         <w:drawing>
           <wp:inline>
-            <wp:extent cx="5724525" cy="2009775"/>
+            <wp:extent cx="5724525" cy="2286000"/>
             <wp:effectExtent b="0" l="0" r="0" t="0"/>
             <wp:docPr descr="The four sentences of this task as chips above two empty bins, one for said and one for told. Which chip goes in which bin is the exercise, so none of them is placed. Only one of the two takes a person straight after it." title="" id="60" name="Picture"/>
             <a:graphic>
@@ -5041,7 +5041,7 @@
                   <pic:spPr bwMode="auto">
                     <a:xfrm>
                       <a:off x="0" y="0"/>
-                      <a:ext cx="5724525" cy="2009775"/>
+                      <a:ext cx="5724525" cy="2286000"/>
                     </a:xfrm>
                     <a:prstGeom prst="rect">
                       <a:avLst/>
@@ -5247,7 +5247,7 @@
       <w:r>
         <w:drawing>
           <wp:inline>
-            <wp:extent cx="5724525" cy="1857375"/>
+            <wp:extent cx="5724525" cy="2190750"/>
             <wp:effectExtent b="0" l="0" r="0" t="0"/>
             <wp:docPr descr="One correction worked through -- the wrong form struck out and the right one beside it -- and then three more sentences with an empty line for the learner to write the correct form." title="" id="63" name="Picture"/>
             <a:graphic>
@@ -5268,7 +5268,7 @@
                   <pic:spPr bwMode="auto">
                     <a:xfrm>
                       <a:off x="0" y="0"/>
-                      <a:ext cx="5724525" cy="1857375"/>
+                      <a:ext cx="5724525" cy="2190750"/>
                     </a:xfrm>
                     <a:prstGeom prst="rect">
                       <a:avLst/>
@@ -11828,7 +11828,7 @@
       <w:r>
         <w:drawing>
           <wp:inline>
-            <wp:extent cx="5724525" cy="2381250"/>
+            <wp:extent cx="5724525" cy="2609850"/>
             <wp:effectExtent b="0" l="0" r="0" t="0"/>
             <wp:docPr descr="The decision task as one question and three branches, with what each one costs: stop, and she still imagines what was on the page; show her the page, which ends it in a minute; or keep it and say nothing, and let her believe the worst of it." title="" id="132" name="Picture"/>
             <a:graphic>
@@ -11849,7 +11849,7 @@
                   <pic:spPr bwMode="auto">
                     <a:xfrm>
                       <a:off x="0" y="0"/>
-                      <a:ext cx="5724525" cy="2381250"/>
+                      <a:ext cx="5724525" cy="2609850"/>
                     </a:xfrm>
                     <a:prstGeom prst="rect">
                       <a:avLst/>
@@ -12027,7 +12027,7 @@
           <wp:inline>
             <wp:extent cx="5724525" cy="2095500"/>
             <wp:effectExtent b="0" l="0" r="0" t="0"/>
-            <wp:docPr descr="The eight words of the spiral review bank, in bank order: news, reply, article, reporter, said, told, unless, tailor." title="" id="135" name="Picture"/>
+            <wp:docPr descr="The eight words of the spiral review bank, in bank order: reporter, tailor, news, told, article, reply, said, unless." title="" id="135" name="Picture"/>
             <a:graphic>
               <a:graphicData uri="http://schemas.openxmlformats.org/drawingml/2006/picture">
                 <pic:pic>
@@ -12146,7 +12146,7 @@
         <w:t xml:space="preserve"> </w:t>
       </w:r>
       <w:r>
-        <w:t xml:space="preserve">news | reply | article | reporter | said | told | unless | tailor</w:t>
+        <w:t xml:space="preserve">reporter | tailor | news | told | article | reply | said | unless</w:t>
       </w:r>
     </w:p>
     <w:p>
